--- a/flow/20240204_zachala_ev/iv037b.docx
+++ b/flow/20240204_zachala_ev/iv037b.docx
@@ -58,7 +58,19 @@
         <w:rPr>
           <w:color w:val="000000"/>
         </w:rPr>
-        <w:t xml:space="preserve"> Було тоді Обновлення в Єрусалимі, і була зима. </w:t>
+        <w:t xml:space="preserve"> </w:t>
+      </w:r>
+      <w:r>
+        <w:rPr>
+          <w:color w:val="000000"/>
+        </w:rPr>
+        <w:t>Точго часу б</w:t>
+      </w:r>
+      <w:r>
+        <w:rPr>
+          <w:color w:val="000000"/>
+        </w:rPr>
+        <w:t xml:space="preserve">уло Обновлення в Єрусалимі, і була зима. </w:t>
       </w:r>
       <w:r>
         <w:rPr>
@@ -151,21 +163,7 @@
         <w:rPr>
           <w:color w:val="000000"/>
         </w:rPr>
-        <w:t xml:space="preserve"> Та ви не віруєте, бо ви не з моїх </w:t>
-      </w:r>
-      <w:proofErr w:type="spellStart"/>
-      <w:r>
-        <w:rPr>
-          <w:color w:val="000000"/>
-        </w:rPr>
-        <w:t>овець</w:t>
-      </w:r>
-      <w:proofErr w:type="spellEnd"/>
-      <w:r>
-        <w:rPr>
-          <w:color w:val="000000"/>
-        </w:rPr>
-        <w:t xml:space="preserve">. </w:t>
+        <w:t xml:space="preserve"> Та ви не віруєте, бо ви не з моїх овець. </w:t>
       </w:r>
       <w:r>
         <w:rPr>
@@ -189,7 +187,7 @@
         <w:rPr>
           <w:color w:val="000000"/>
         </w:rPr>
-        <w:t xml:space="preserve"> і я даю їм життя вічне; не пропадуть вони повіки, і ніхто не вирве їх із рук моїх.</w:t>
+        <w:t xml:space="preserve"> і я даю їм життя вічне.</w:t>
       </w:r>
     </w:p>
     <w:sectPr>

--- a/flow/20240204_zachala_ev/iv037b.docx
+++ b/flow/20240204_zachala_ev/iv037b.docx
@@ -35,7 +35,25 @@
           <w:i/>
           <w:color w:val="FF0000"/>
         </w:rPr>
-        <w:t>Йо. 37 зач.; 10, 22-28.</w:t>
+        <w:t xml:space="preserve">Йо. 37 </w:t>
+      </w:r>
+      <w:proofErr w:type="spellStart"/>
+      <w:r>
+        <w:rPr>
+          <w:rFonts w:ascii="Times New Roman" w:eastAsia="Times New Roman" w:hAnsi="Times New Roman" w:cs="Times New Roman"/>
+          <w:i/>
+          <w:color w:val="FF0000"/>
+        </w:rPr>
+        <w:t>зач</w:t>
+      </w:r>
+      <w:proofErr w:type="spellEnd"/>
+      <w:r>
+        <w:rPr>
+          <w:rFonts w:ascii="Times New Roman" w:eastAsia="Times New Roman" w:hAnsi="Times New Roman" w:cs="Times New Roman"/>
+          <w:i/>
+          <w:color w:val="FF0000"/>
+        </w:rPr>
+        <w:t>.; 10, 22-28.</w:t>
       </w:r>
     </w:p>
     <w:p>
@@ -64,7 +82,7 @@
         <w:rPr>
           <w:color w:val="000000"/>
         </w:rPr>
-        <w:t>Точго часу б</w:t>
+        <w:t>Того часу б</w:t>
       </w:r>
       <w:r>
         <w:rPr>
@@ -163,7 +181,21 @@
         <w:rPr>
           <w:color w:val="000000"/>
         </w:rPr>
-        <w:t xml:space="preserve"> Та ви не віруєте, бо ви не з моїх овець. </w:t>
+        <w:t xml:space="preserve"> Та ви не віруєте, бо ви не з моїх </w:t>
+      </w:r>
+      <w:proofErr w:type="spellStart"/>
+      <w:r>
+        <w:rPr>
+          <w:color w:val="000000"/>
+        </w:rPr>
+        <w:t>овець</w:t>
+      </w:r>
+      <w:proofErr w:type="spellEnd"/>
+      <w:r>
+        <w:rPr>
+          <w:color w:val="000000"/>
+        </w:rPr>
+        <w:t xml:space="preserve">. </w:t>
       </w:r>
       <w:r>
         <w:rPr>
